--- a/BAMAT207_Probabilistic_SMS_Spam_Detection_Report.docx
+++ b/BAMAT207_Probabilistic_SMS_Spam_Detection_Report.docx
@@ -27,7 +27,7 @@
           <w:color w:val="595959"/>
           <w:sz w:val="26"/>
         </w:rPr>
-        <w:t>PROJECT ACTIVITY REPORT: PROBABILISTIC SMS SPAM DETECTION</w:t>
+        <w:t>Beyond the Words: A Probabilistic &amp; Bayesian Approach to SMS Spam Detection</w:t>
       </w:r>
     </w:p>
     <w:p/>
